--- a/docs/milestone1/paper_only.docx
+++ b/docs/milestone1/paper_only.docx
@@ -101,7 +101,7 @@
           <w:b w:val="0"/>
           <w:sz w:val="24"/>
         </w:rPr>
-        <w:t>The app is built with React Native and Expo. React Navigation provides a root native stack with five bottom tabs (12 pages plus 3 modals). It has a NavigationContainer, SafeAreaProvider and StatusBar, custom Poppins fonts, a splash screen, and a constants theme file with a blue and white palette. Layouts use useWindowDimensions to fit every screen and orientation. Concepts used: TextInputs with validation, Linking and web-loaded images, useMemo, useLayoutEffect and useEffect, Alerts, icons, Switches, linear gradients, Modals, FlatLists and map, multiple-orientation support, and app-wide state management with the Context API and useReducer. It sends HTTP requests to the PubChem API. It also uses community components and native device features: AsyncStorage for internal storage, expo-haptics for vibration feedback, expo-local-authentication for a biometric lock, and react-native-svg to draw the 3D gym.</w:t>
+        <w:t>Biohacker is built with React Native and Expo. Screens are organized with React Navigation, using a bottom tab bar for the five main sections and stacked screens for details, quizzes, the journal and settings, for ten pages plus three pop-up windows. The app has a navigation container, safe area support, a status bar, custom Poppins fonts, a splash screen, and a theme file that holds the blue and white colors. Layouts adjust automatically to any phone or tablet and to both portrait and landscape. The app uses text inputs with validation, links to outside websites, images loaded from the web, React hooks (useMemo, useLayoutEffect and useEffect), alert pop-ups, icons, switches, gradient backgrounds, modals, scrolling lists, and app-wide state management with the Context API. It requests live chemistry data from the free PubChem database. Device features include saving data to the phone’s storage, vibration feedback, and a Face ID or fingerprint lock. A community drawing library (react-native-svg) is used to draw the 3D gym.</w:t>
       </w:r>
     </w:p>
     <w:sectPr>
